--- a/2_你要操作/固定接管提示词.docx
+++ b/2_你要操作/固定接管提示词.docx
@@ -296,7 +296,68 @@
           <w:color w:val="17365D"/>
           <w:sz w:val="26"/>
         </w:rPr>
-        <w:t>套 B:Codex 执行任务</w:t>
+        <w:t>套 C:Codex 日常派活(最常用,一句话)</w:t>
+      </w:r>
+    </w:p>
+    <w:p>
+      <w:r>
+        <w:rPr>
+          <w:rFonts w:ascii="Microsoft YaHei" w:hAnsi="Microsoft YaHei" w:eastAsia="Microsoft YaHei"/>
+          <w:b w:val="0"/>
+          <w:sz w:val="21"/>
+        </w:rPr>
+        <w:t>Claude 会把任务批次写进信箱文件,你只需对 Codex 说这一句(永远不变):</w:t>
+      </w:r>
+    </w:p>
+    <w:p>
+      <w:pPr>
+        <w:spacing w:after="0"/>
+        <w:ind w:left="240"/>
+        <w:shd w:val="clear" w:fill="F2F2F2"/>
+      </w:pPr>
+      <w:r>
+        <w:rPr>
+          <w:rFonts w:ascii="Consolas" w:hAnsi="Consolas" w:eastAsia="Microsoft YaHei"/>
+          <w:b w:val="0"/>
+          <w:color w:val="333333"/>
+          <w:sz w:val="18"/>
+        </w:rPr>
+        <w:t>读 F:\abb_wh_work\_通信\致Codex.md 并执行,结果写进同目录 致Claude.md</w:t>
+      </w:r>
+    </w:p>
+    <w:p/>
+    <w:p>
+      <w:r>
+        <w:rPr>
+          <w:rFonts w:ascii="Microsoft YaHei" w:hAnsi="Microsoft YaHei" w:eastAsia="Microsoft YaHei"/>
+          <w:b w:val="0"/>
+          <w:sz w:val="21"/>
+        </w:rPr>
+        <w:t>Codex 干完后,你对 Claude 说"Codex 交了"即可——Claude 自己去读汇报信箱,</w:t>
+      </w:r>
+    </w:p>
+    <w:p>
+      <w:r>
+        <w:rPr>
+          <w:rFonts w:ascii="Microsoft YaHei" w:hAnsi="Microsoft YaHei" w:eastAsia="Microsoft YaHei"/>
+          <w:b w:val="0"/>
+          <w:sz w:val="21"/>
+        </w:rPr>
+        <w:t>不需要你复制粘贴任何内容。这就是"Claude↔Codex 对话"的落地方式(异步信箱)。</w:t>
+      </w:r>
+    </w:p>
+    <w:p>
+      <w:pPr>
+        <w:pStyle w:val="Heading2"/>
+      </w:pPr>
+      <w:r>
+        <w:rPr>
+          <w:rFonts w:ascii="Microsoft YaHei" w:hAnsi="Microsoft YaHei" w:eastAsia="Microsoft YaHei"/>
+          <w:b/>
+          <w:color w:val="17365D"/>
+          <w:sz w:val="26"/>
+        </w:rPr>
+        <w:t>套 B:Codex 执行任务(临时指派,不走信箱时用)</w:t>
       </w:r>
     </w:p>
     <w:p>

--- a/2_你要操作/固定接管提示词.docx
+++ b/2_你要操作/固定接管提示词.docx
@@ -281,7 +281,23 @@
           <w:color w:val="333333"/>
           <w:sz w:val="18"/>
         </w:rPr>
-        <w:t>完成接手三步后:①汇报你看到的项目状态(一段话)②按 §5 待办顺序开始第一个任务。</w:t>
+        <w:t>完成接手三步后:①先自答接管提示词里的 5 道「接管测验」(我会肉眼核对,答不对就重读)</w:t>
+      </w:r>
+    </w:p>
+    <w:p>
+      <w:pPr>
+        <w:spacing w:after="0"/>
+        <w:ind w:left="240"/>
+        <w:shd w:val="clear" w:fill="F2F2F2"/>
+      </w:pPr>
+      <w:r>
+        <w:rPr>
+          <w:rFonts w:ascii="Consolas" w:hAnsi="Consolas" w:eastAsia="Microsoft YaHei"/>
+          <w:b w:val="0"/>
+          <w:color w:val="333333"/>
+          <w:sz w:val="18"/>
+        </w:rPr>
+        <w:t>②汇报你看到的项目状态(一段话)③按 §5 待办顺序开始第一个任务。</w:t>
       </w:r>
     </w:p>
     <w:p/>
